--- a/마켓센싱리포트 AI혁신 과제정의서_v2_260722.docx
+++ b/마켓센싱리포트 AI혁신 과제정의서_v2_260722.docx
@@ -957,7 +957,7 @@
                 <w:sz w:val="19"/>
                 <w:szCs w:val="19"/>
               </w:rPr>
-              <w:t>L1</w:t>
+              <w:t>①</w:t>
             </w:r>
           </w:p>
         </w:tc>
@@ -1042,7 +1042,7 @@
                 <w:sz w:val="19"/>
                 <w:szCs w:val="19"/>
               </w:rPr>
-              <w:t>L2</w:t>
+              <w:t>②</w:t>
             </w:r>
           </w:p>
         </w:tc>
@@ -1146,7 +1146,7 @@
                 <w:sz w:val="19"/>
                 <w:szCs w:val="19"/>
               </w:rPr>
-              <w:t>L3</w:t>
+              <w:t>③</w:t>
             </w:r>
           </w:p>
         </w:tc>
@@ -1231,7 +1231,7 @@
                 <w:sz w:val="19"/>
                 <w:szCs w:val="19"/>
               </w:rPr>
-              <w:t>L4</w:t>
+              <w:t>④</w:t>
             </w:r>
           </w:p>
         </w:tc>
@@ -1316,7 +1316,7 @@
                 <w:sz w:val="19"/>
                 <w:szCs w:val="19"/>
               </w:rPr>
-              <w:t>L5</w:t>
+              <w:t>⑤</w:t>
             </w:r>
           </w:p>
         </w:tc>
@@ -1384,7 +1384,7 @@
           <w:sz w:val="25"/>
           <w:szCs w:val="25"/>
         </w:rPr>
-        <w:t xml:space="preserve">3.1 L1 수집 계층 (대체)</w:t>
+        <w:t xml:space="preserve">3.1 수집 계층 (대체)</w:t>
       </w:r>
     </w:p>
     <w:p>
@@ -1447,7 +1447,7 @@
           <w:sz w:val="25"/>
           <w:szCs w:val="25"/>
         </w:rPr>
-        <w:t xml:space="preserve">3.2 L2 지식 계층 (핵심 방어 자산, 최우선 워크스트림)</w:t>
+        <w:t xml:space="preserve">3.2 지식 계층 (핵심 방어 자산, 최우선 워크스트림)</w:t>
       </w:r>
     </w:p>
     <w:p>
@@ -1537,7 +1537,7 @@
           <w:sz w:val="25"/>
           <w:szCs w:val="25"/>
         </w:rPr>
-        <w:t xml:space="preserve">3.3 L3 에이전트 계층 (다관점 분석 핵심)</w:t>
+        <w:t xml:space="preserve">3.3 에이전트 계층 (다관점 분석 핵심)</w:t>
       </w:r>
     </w:p>
     <w:tbl>
@@ -2016,7 +2016,7 @@
         <w:rPr>
           <w:color w:val="222222"/>
         </w:rPr>
-        <w:t xml:space="preserve">각 에이전트는 동일한 L1/L2 입력을 받되 자기 관점로 해석하고, 인사이트 후보와 근거·확신도를 산출한다.</w:t>
+        <w:t xml:space="preserve">각 에이전트는 동일한 수집·지식 계층 입력을 받되 자기 관점로 해석하고, 인사이트 후보와 근거·확신도를 산출한다.</w:t>
       </w:r>
     </w:p>
     <w:p>
@@ -2047,7 +2047,7 @@
           <w:sz w:val="25"/>
           <w:szCs w:val="25"/>
         </w:rPr>
-        <w:t xml:space="preserve">3.4 L4 종합·판단 계층 (사람 검토 단계)</w:t>
+        <w:t xml:space="preserve">3.4 종합·판단 계층 (사람 검토 단계)</w:t>
       </w:r>
     </w:p>
     <w:p>
@@ -2110,7 +2110,7 @@
           <w:sz w:val="25"/>
           <w:szCs w:val="25"/>
         </w:rPr>
-        <w:t xml:space="preserve">3.5 L5 학습 계층 (피드백 루프) — 기대치 관리 핵심</w:t>
+        <w:t xml:space="preserve">3.5 학습 계층 (피드백 루프) — 기대치 관리 핵심</w:t>
       </w:r>
     </w:p>
     <w:p>
@@ -2245,7 +2245,7 @@
         <w:rPr>
           <w:color w:val="222222"/>
         </w:rPr>
-        <w:t xml:space="preserve">L1 수집·중요도 점수화 자동화 처리 흐름.</w:t>
+        <w:t xml:space="preserve">수집 계층: 수집·중요도 점수화 자동화 처리 흐름.</w:t>
       </w:r>
     </w:p>
     <w:p>
@@ -2261,7 +2261,7 @@
         <w:rPr>
           <w:color w:val="222222"/>
         </w:rPr>
-        <w:t xml:space="preserve">L2 베테랑 지식베이스 구축(초기 시드 + 확장 프로세스).</w:t>
+        <w:t xml:space="preserve">지식 계층: 베테랑 지식베이스 구축(초기 시드 + 확장 프로세스).</w:t>
       </w:r>
     </w:p>
     <w:p>
@@ -2277,7 +2277,7 @@
         <w:rPr>
           <w:color w:val="222222"/>
         </w:rPr>
-        <w:t xml:space="preserve">L3 4개 관점 에이전트(상품·서비스/영업·채널/기술·인프라/마케팅).</w:t>
+        <w:t xml:space="preserve">에이전트 계층: 4개 관점 에이전트(상품·서비스/영업·채널/기술·인프라/마케팅).</w:t>
       </w:r>
     </w:p>
     <w:p>
@@ -2293,7 +2293,7 @@
         <w:rPr>
           <w:color w:val="222222"/>
         </w:rPr>
-        <w:t xml:space="preserve">L4 인간 검토·채택/기각 기록 인터페이스.</w:t>
+        <w:t xml:space="preserve">종합·판단 계층: 인간 검토·채택/기각 기록 인터페이스.</w:t>
       </w:r>
     </w:p>
     <w:p>
@@ -2309,7 +2309,7 @@
         <w:rPr>
           <w:color w:val="222222"/>
         </w:rPr>
-        <w:t xml:space="preserve">L5 피드백 기반 개선 루프(사례 축적·평가 기준표/프롬프트 개선·평가).</w:t>
+        <w:t xml:space="preserve">학습 계층: 피드백 기반 개선 루프(사례 축적·평가 기준표/프롬프트 개선·평가).</w:t>
       </w:r>
     </w:p>
     <w:p>
@@ -2754,7 +2754,7 @@
                 <w:sz w:val="19"/>
                 <w:szCs w:val="19"/>
               </w:rPr>
-              <w:t xml:space="preserve">L1 수집 자동화 + L2 초기 KB(핵심 사례 N건)</w:t>
+              <w:t xml:space="preserve">수집 자동화 + 지식 계층 초기 KB(핵심 사례 N건)</w:t>
             </w:r>
           </w:p>
         </w:tc>
@@ -3535,7 +3535,7 @@
                 <w:sz w:val="19"/>
                 <w:szCs w:val="19"/>
               </w:rPr>
-              <w:t xml:space="preserve">L2를 최우선 별도 워크스트림으로, 베테랑 시간 확보를 경영진이 보장</w:t>
+              <w:t xml:space="preserve">지식 계층을 최우선 별도 워크스트림으로, 베테랑 시간 확보를 경영진이 보장</w:t>
             </w:r>
           </w:p>
         </w:tc>
@@ -4043,7 +4043,7 @@
         <w:rPr>
           <w:color w:val="222222"/>
         </w:rPr>
-        <w:t xml:space="preserve">리포트 편집·발행 담당: L4 검토·편집·승인.</w:t>
+        <w:t xml:space="preserve">리포트 편집·발행 담당: 종합·판단 계층 검토·편집·승인.</w:t>
       </w:r>
     </w:p>
     <w:p>
